--- a/dossier-conformite-2026/livrables/03_Parcours_stagiaire/CONVOC-16_Convocation.docx
+++ b/dossier-conformite-2026/livrables/03_Parcours_stagiaire/CONVOC-16_Convocation.docx
@@ -16,16 +16,16 @@
       <w:r>
         <w:rPr>
           <w:b/>
-          <w:color w:val="8A6D1F"/>
+          <w:color w:val="1B3A6B"/>
           <w:sz w:val="28"/>
         </w:rPr>
-        <w:t>À envoyer 15 jours avant le démarrage</w:t>
+        <w:t>À envoyer au moins 15 jours avant le démarrage</w:t>
       </w:r>
     </w:p>
     <w:p>
       <w:pPr>
         <w:pBdr>
-          <w:bottom w:val="single" w:sz="18" w:space="1" w:color="C9A94D"/>
+          <w:bottom w:val="single" w:sz="18" w:space="1" w:color="C9A84C"/>
         </w:pBdr>
       </w:pPr>
     </w:p>
@@ -40,7 +40,8 @@
         <w:rPr>
           <w:b/>
           <w:i/>
-          <w:color w:val="8A6D1F"/>
+          <w:color w:val="1B3A6B"/>
+          <w:u w:val="single"/>
         </w:rPr>
         <w:t>[À COMPLÉTER : nom]</w:t>
       </w:r>
@@ -62,7 +63,8 @@
         <w:rPr>
           <w:b/>
           <w:i/>
-          <w:color w:val="8A6D1F"/>
+          <w:color w:val="1B3A6B"/>
+          <w:u w:val="single"/>
         </w:rPr>
         <w:t>[À COMPLÉTER : intitulé du titre]</w:t>
       </w:r>
@@ -76,7 +78,8 @@
         <w:rPr>
           <w:b/>
           <w:i/>
-          <w:color w:val="8A6D1F"/>
+          <w:color w:val="1B3A6B"/>
+          <w:u w:val="single"/>
         </w:rPr>
         <w:t>[À COMPLÉTER : date]</w:t>
       </w:r>
@@ -90,7 +93,7 @@
         <w:rPr>
           <w:b w:val="0"/>
         </w:rPr>
-        <w:t xml:space="preserve"> pour l'accueil (début de la formation à 8 h 00).</w:t>
+        <w:t xml:space="preserve"> pour l'accueil ; la formation commence à 8 h 00.</w:t>
       </w:r>
     </w:p>
     <w:tbl>
@@ -179,6 +182,42 @@
                 <w:b w:val="0"/>
                 <w:sz w:val="22"/>
               </w:rPr>
+              <w:t>Accès</w:t>
+            </w:r>
+          </w:p>
+        </w:tc>
+        <w:tc>
+          <w:tcPr>
+            <w:tcW w:type="dxa" w:w="7370"/>
+            <w:shd w:val="clear" w:color="auto" w:fill="E8EEF7"/>
+          </w:tcPr>
+          <w:p>
+            <w:r/>
+            <w:r>
+              <w:rPr>
+                <w:b w:val="0"/>
+                <w:sz w:val="22"/>
+              </w:rPr>
+              <w:t>Entrée accessible aux personnes à mobilité réduite, sanitaires, salle de pause, vidéoprojecteur et tableau</w:t>
+            </w:r>
+          </w:p>
+        </w:tc>
+      </w:tr>
+      <w:tr>
+        <w:trPr>
+          <w:cantSplit w:val="true"/>
+        </w:trPr>
+        <w:tc>
+          <w:tcPr>
+            <w:tcW w:type="dxa" w:w="2268"/>
+          </w:tcPr>
+          <w:p>
+            <w:r/>
+            <w:r>
+              <w:rPr>
+                <w:b w:val="0"/>
+                <w:sz w:val="22"/>
+              </w:rPr>
               <w:t>Horaires</w:t>
             </w:r>
           </w:p>
@@ -186,7 +225,6 @@
         <w:tc>
           <w:tcPr>
             <w:tcW w:type="dxa" w:w="7370"/>
-            <w:shd w:val="clear" w:color="auto" w:fill="E8EEF7"/>
           </w:tcPr>
           <w:p>
             <w:r/>
@@ -207,6 +245,7 @@
         <w:tc>
           <w:tcPr>
             <w:tcW w:type="dxa" w:w="2268"/>
+            <w:shd w:val="clear" w:color="auto" w:fill="E8EEF7"/>
           </w:tcPr>
           <w:p>
             <w:r/>
@@ -222,6 +261,7 @@
         <w:tc>
           <w:tcPr>
             <w:tcW w:type="dxa" w:w="7370"/>
+            <w:shd w:val="clear" w:color="auto" w:fill="E8EEF7"/>
           </w:tcPr>
           <w:p>
             <w:r/>
@@ -242,7 +282,6 @@
         <w:tc>
           <w:tcPr>
             <w:tcW w:type="dxa" w:w="2268"/>
-            <w:shd w:val="clear" w:color="auto" w:fill="E8EEF7"/>
           </w:tcPr>
           <w:p>
             <w:r/>
@@ -258,7 +297,6 @@
         <w:tc>
           <w:tcPr>
             <w:tcW w:type="dxa" w:w="7370"/>
-            <w:shd w:val="clear" w:color="auto" w:fill="E8EEF7"/>
           </w:tcPr>
           <w:p>
             <w:r/>
@@ -266,8 +304,9 @@
               <w:rPr>
                 <w:b/>
                 <w:i/>
-                <w:color w:val="8A6D1F"/>
+                <w:color w:val="1B3A6B"/>
                 <w:sz w:val="22"/>
+                <w:u w:val="single"/>
               </w:rPr>
               <w:t>[À COMPLÉTER : heures en centre + heures en entreprise]</w:t>
             </w:r>
@@ -281,6 +320,7 @@
         <w:tc>
           <w:tcPr>
             <w:tcW w:type="dxa" w:w="2268"/>
+            <w:shd w:val="clear" w:color="auto" w:fill="E8EEF7"/>
           </w:tcPr>
           <w:p>
             <w:r/>
@@ -296,6 +336,7 @@
         <w:tc>
           <w:tcPr>
             <w:tcW w:type="dxa" w:w="7370"/>
+            <w:shd w:val="clear" w:color="auto" w:fill="E8EEF7"/>
           </w:tcPr>
           <w:p>
             <w:r/>
@@ -304,16 +345,7 @@
                 <w:b w:val="0"/>
                 <w:sz w:val="22"/>
               </w:rPr>
-              <w:t xml:space="preserve">Aurélien LUMEKA — </w:t>
-            </w:r>
-            <w:r>
-              <w:rPr>
-                <w:b/>
-                <w:i/>
-                <w:color w:val="8A6D1F"/>
-                <w:sz w:val="22"/>
-              </w:rPr>
-              <w:t>[À COMPLÉTER : téléphone]</w:t>
+              <w:t>Aurélien LUMEKA — 0693 32 24 45 — yebaformations@gmail.com</w:t>
             </w:r>
           </w:p>
         </w:tc>
@@ -331,7 +363,7 @@
         <w:rPr>
           <w:b w:val="0"/>
         </w:rPr>
-        <w:t xml:space="preserve"> programme, livret d'accueil, règlement intérieur, charte IA, mention d'information sur vos données.</w:t>
+        <w:t xml:space="preserve"> programme, livret d'accueil, règlement intérieur YEBA-DOC-04 et avenant RI-06, politique de confidentialité YEBA-DOC-02, charte IA YEBA-DOC-11.</w:t>
       </w:r>
     </w:p>
     <w:p>
@@ -353,7 +385,7 @@
         <w:rPr>
           <w:b w:val="0"/>
         </w:rPr>
-        <w:t>En cas d'empêchement, prévenez-nous au plus tôt. Si vous avez besoin d'un aménagement, le référent handicap est à votre écoute en toute confidentialité.</w:t>
+        <w:t>Besoin d'un aménagement ? Le référent handicap est à votre écoute en toute confidentialité, sans avoir à préciser la nature d'un handicap.</w:t>
       </w:r>
     </w:p>
     <w:p>
@@ -362,6 +394,124 @@
           <w:b w:val="0"/>
         </w:rPr>
         <w:t>Aurélien LUMEKA, directeur de YEBA FORMATIONS</w:t>
+      </w:r>
+    </w:p>
+    <w:p>
+      <w:pPr>
+        <w:pBdr>
+          <w:bottom w:val="single" w:sz="18" w:space="1" w:color="C9A84C"/>
+        </w:pBdr>
+      </w:pPr>
+    </w:p>
+    <w:p>
+      <w:pPr>
+        <w:keepNext/>
+        <w:spacing w:after="0"/>
+      </w:pPr>
+      <w:r>
+        <w:rPr>
+          <w:b/>
+          <w:color w:val="1B3A6B"/>
+          <w:sz w:val="20"/>
+        </w:rPr>
+        <w:t>YEBA FORMATIONS — Aurélien LUMEKA, entrepreneur individuel (EI), directeur</w:t>
+      </w:r>
+    </w:p>
+    <w:p>
+      <w:pPr>
+        <w:keepNext/>
+        <w:spacing w:after="0"/>
+      </w:pPr>
+      <w:r>
+        <w:rPr>
+          <w:b w:val="0"/>
+          <w:color w:val="121212"/>
+          <w:sz w:val="20"/>
+        </w:rPr>
+        <w:t>9 rue Françoise Châtelain, 97490 Sainte-Clotilde, La Réunion</w:t>
+      </w:r>
+    </w:p>
+    <w:p>
+      <w:pPr>
+        <w:keepNext/>
+        <w:spacing w:after="0"/>
+      </w:pPr>
+      <w:r>
+        <w:rPr>
+          <w:b w:val="0"/>
+          <w:color w:val="121212"/>
+          <w:sz w:val="20"/>
+        </w:rPr>
+        <w:t>Tél. 0693 32 24 45 — yebaformations@gmail.com</w:t>
+      </w:r>
+    </w:p>
+    <w:p>
+      <w:pPr>
+        <w:keepNext/>
+        <w:spacing w:after="0"/>
+      </w:pPr>
+      <w:r>
+        <w:rPr>
+          <w:b w:val="0"/>
+          <w:color w:val="121212"/>
+          <w:sz w:val="20"/>
+        </w:rPr>
+        <w:t>SIRET 814 622 262 00032</w:t>
+      </w:r>
+    </w:p>
+    <w:p>
+      <w:pPr>
+        <w:keepNext/>
+        <w:spacing w:after="0"/>
+      </w:pPr>
+      <w:r>
+        <w:rPr>
+          <w:b w:val="0"/>
+          <w:color w:val="121212"/>
+          <w:sz w:val="20"/>
+        </w:rPr>
+        <w:t>Déclaration d'activité n° 04973676397 auprès du Préfet de La Réunion. Cet enregistrement ne vaut pas agrément de l'État.</w:t>
+      </w:r>
+    </w:p>
+    <w:p>
+      <w:pPr>
+        <w:keepNext/>
+        <w:spacing w:after="0"/>
+      </w:pPr>
+      <w:r>
+        <w:rPr>
+          <w:b w:val="0"/>
+          <w:color w:val="121212"/>
+          <w:sz w:val="20"/>
+        </w:rPr>
+        <w:t>Certification Qualiopi n° 25FOR02027.1 délivrée au titre des catégories : actions de formation, bilans de compétences, actions permettant de faire valider les acquis de l'expérience, actions de formation par apprentissage — organisme certificateur Qualitia (accrédité COFRAC).</w:t>
+      </w:r>
+    </w:p>
+    <w:p>
+      <w:pPr>
+        <w:keepNext/>
+        <w:spacing w:after="0"/>
+      </w:pPr>
+      <w:r>
+        <w:rPr>
+          <w:b w:val="0"/>
+          <w:color w:val="121212"/>
+          <w:sz w:val="20"/>
+        </w:rPr>
+        <w:t>Référent handicap : Aurélien LUMEKA — yebaformations@gmail.com. Document disponible en 16 points sur simple demande.</w:t>
+      </w:r>
+    </w:p>
+    <w:p>
+      <w:pPr>
+        <w:spacing w:before="120"/>
+      </w:pPr>
+      <w:r>
+        <w:rPr>
+          <w:b w:val="0"/>
+          <w:color w:val="5A5F6A"/>
+          <w:sz w:val="18"/>
+        </w:rPr>
+        <w:t>Ce document a été conçu par le formateur avec l'assistance d'un système d'IA générative (règlement (UE) 2024/1689, art. 50). Son contenu a été vérifié et validé par un humain, qui en assume la responsabilité.</w:t>
       </w:r>
     </w:p>
     <w:sectPr>
@@ -388,7 +538,7 @@
         <w:color w:val="1B3A6B"/>
         <w:sz w:val="18"/>
       </w:rPr>
-      <w:t xml:space="preserve">CONVOC-16   |   YEBA FORMATIONS — SIRET 814 622 262 00032 — Version 2026-10   |   Page </w:t>
+      <w:t xml:space="preserve">CONVOC-16   |   YEBA FORMATIONS — SIRET 814 622 262 00032 — Version 2026-10-v3   |   Page </w:t>
     </w:r>
     <w:r>
       <w:rPr>
@@ -819,10 +969,11 @@
     <w:qFormat/>
     <w:rsid w:val="00FC693F"/>
     <w:pPr>
-      <w:spacing w:after="120" w:line="276" w:lineRule="auto"/>
+      <w:spacing w:after="120" w:line="312" w:lineRule="auto"/>
     </w:pPr>
     <w:rPr>
       <w:rFonts w:ascii="Arial" w:hAnsi="Arial" w:eastAsia="Arial"/>
+      <w:color w:val="121212"/>
       <w:sz w:val="24"/>
     </w:rPr>
   </w:style>
@@ -936,7 +1087,7 @@
       <w:rFonts w:asciiTheme="majorHAnsi" w:eastAsiaTheme="majorEastAsia" w:hAnsiTheme="majorHAnsi" w:cstheme="majorBidi" w:ascii="Arial" w:hAnsi="Arial"/>
       <w:b/>
       <w:bCs/>
-      <w:color w:val="8A6D1F"/>
+      <w:color w:val="1B3A6B"/>
       <w:sz w:val="28"/>
     </w:rPr>
   </w:style>

--- a/dossier-conformite-2026/livrables/03_Parcours_stagiaire/CONVOC-16_Convocation.docx
+++ b/dossier-conformite-2026/livrables/03_Parcours_stagiaire/CONVOC-16_Convocation.docx
@@ -161,7 +161,7 @@
                 <w:b w:val="0"/>
                 <w:sz w:val="22"/>
               </w:rPr>
-              <w:t>Secrétariat Center — 7 rue Henri Cornu — 97490 Saint-Denis</w:t>
+              <w:t>Secrétariat Center — Immeuble Rodrigues 2 — 7 rue Henri Cornu — Parc Technor — 97490 Saint-Denis</w:t>
             </w:r>
           </w:p>
         </w:tc>
@@ -198,7 +198,7 @@
                 <w:b w:val="0"/>
                 <w:sz w:val="22"/>
               </w:rPr>
-              <w:t>Entrée accessible aux personnes à mobilité réduite, sanitaires, salle de pause, vidéoprojecteur et tableau</w:t>
+              <w:t>Entrée, parking, sièges et toilettes accessibles en fauteuil roulant, salle de pause, vidéoprojecteur et tableau</w:t>
             </w:r>
           </w:p>
         </w:tc>
@@ -562,7 +562,7 @@
     <w:r>
       <w:drawing>
         <wp:inline xmlns:a="http://schemas.openxmlformats.org/drawingml/2006/main" xmlns:pic="http://schemas.openxmlformats.org/drawingml/2006/picture">
-          <wp:extent cx="634228" cy="540000"/>
+          <wp:extent cx="624277" cy="540000"/>
           <wp:docPr id="1" name="Picture 1"/>
           <wp:cNvGraphicFramePr>
             <a:graphicFrameLocks noChangeAspect="1"/>
@@ -571,7 +571,7 @@
             <a:graphicData uri="http://schemas.openxmlformats.org/drawingml/2006/picture">
               <pic:pic>
                 <pic:nvPicPr>
-                  <pic:cNvPr id="0" name="logo_yeba_formations.png"/>
+                  <pic:cNvPr id="0" name="logo_yeba_fond_clair_1000.png"/>
                   <pic:cNvPicPr/>
                 </pic:nvPicPr>
                 <pic:blipFill>
@@ -583,7 +583,7 @@
                 <pic:spPr>
                   <a:xfrm>
                     <a:off x="0" y="0"/>
-                    <a:ext cx="634228" cy="540000"/>
+                    <a:ext cx="624277" cy="540000"/>
                   </a:xfrm>
                   <a:prstGeom prst="rect"/>
                 </pic:spPr>
